--- a/fuentes/CFA1_13530528_DU.docx
+++ b/fuentes/CFA1_13530528_DU.docx
@@ -528,7 +528,7 @@
           <w:r>
             <w:fldChar w:fldCharType="separate"/>
           </w:r>
-          <w:hyperlink w:anchor="_Toc214528664" w:history="1">
+          <w:hyperlink w:anchor="_Toc215589956" w:history="1">
             <w:r>
               <w:rPr>
                 <w:rStyle w:val="Hipervnculo"/>
@@ -555,7 +555,7 @@
                 <w:noProof/>
                 <w:webHidden/>
               </w:rPr>
-              <w:instrText xml:space="preserve"> PAGEREF _Toc214528664 \h </w:instrText>
+              <w:instrText xml:space="preserve"> PAGEREF _Toc215589956 \h </w:instrText>
             </w:r>
             <w:r>
               <w:rPr>
@@ -602,7 +602,7 @@
               <w14:ligatures w14:val="none"/>
             </w:rPr>
           </w:pPr>
-          <w:hyperlink w:anchor="_Toc214528665" w:history="1">
+          <w:hyperlink w:anchor="_Toc215589957" w:history="1">
             <w:r>
               <w:rPr>
                 <w:rStyle w:val="Hipervnculo"/>
@@ -647,7 +647,7 @@
                 <w:noProof/>
                 <w:webHidden/>
               </w:rPr>
-              <w:instrText xml:space="preserve"> PAGEREF _Toc214528665 \h </w:instrText>
+              <w:instrText xml:space="preserve"> PAGEREF _Toc215589957 \h </w:instrText>
             </w:r>
             <w:r>
               <w:rPr>
@@ -690,7 +690,7 @@
               <w14:ligatures w14:val="none"/>
             </w:rPr>
           </w:pPr>
-          <w:hyperlink w:anchor="_Toc214528666" w:history="1">
+          <w:hyperlink w:anchor="_Toc215589958" w:history="1">
             <w:r>
               <w:rPr>
                 <w:rStyle w:val="Hipervnculo"/>
@@ -735,7 +735,7 @@
                 <w:noProof/>
                 <w:webHidden/>
               </w:rPr>
-              <w:instrText xml:space="preserve"> PAGEREF _Toc214528666 \h </w:instrText>
+              <w:instrText xml:space="preserve"> PAGEREF _Toc215589958 \h </w:instrText>
             </w:r>
             <w:r>
               <w:rPr>
@@ -778,7 +778,7 @@
               <w14:ligatures w14:val="none"/>
             </w:rPr>
           </w:pPr>
-          <w:hyperlink w:anchor="_Toc214528667" w:history="1">
+          <w:hyperlink w:anchor="_Toc215589959" w:history="1">
             <w:r>
               <w:rPr>
                 <w:rStyle w:val="Hipervnculo"/>
@@ -823,7 +823,7 @@
                 <w:noProof/>
                 <w:webHidden/>
               </w:rPr>
-              <w:instrText xml:space="preserve"> PAGEREF _Toc214528667 \h </w:instrText>
+              <w:instrText xml:space="preserve"> PAGEREF _Toc215589959 \h </w:instrText>
             </w:r>
             <w:r>
               <w:rPr>
@@ -866,7 +866,7 @@
               <w14:ligatures w14:val="none"/>
             </w:rPr>
           </w:pPr>
-          <w:hyperlink w:anchor="_Toc214528668" w:history="1">
+          <w:hyperlink w:anchor="_Toc215589960" w:history="1">
             <w:r>
               <w:rPr>
                 <w:rStyle w:val="Hipervnculo"/>
@@ -911,7 +911,7 @@
                 <w:noProof/>
                 <w:webHidden/>
               </w:rPr>
-              <w:instrText xml:space="preserve"> PAGEREF _Toc214528668 \h </w:instrText>
+              <w:instrText xml:space="preserve"> PAGEREF _Toc215589960 \h </w:instrText>
             </w:r>
             <w:r>
               <w:rPr>
@@ -958,7 +958,7 @@
               <w14:ligatures w14:val="none"/>
             </w:rPr>
           </w:pPr>
-          <w:hyperlink w:anchor="_Toc214528669" w:history="1">
+          <w:hyperlink w:anchor="_Toc215589961" w:history="1">
             <w:r>
               <w:rPr>
                 <w:rStyle w:val="Hipervnculo"/>
@@ -1003,7 +1003,7 @@
                 <w:noProof/>
                 <w:webHidden/>
               </w:rPr>
-              <w:instrText xml:space="preserve"> PAGEREF _Toc214528669 \h </w:instrText>
+              <w:instrText xml:space="preserve"> PAGEREF _Toc215589961 \h </w:instrText>
             </w:r>
             <w:r>
               <w:rPr>
@@ -1046,7 +1046,7 @@
               <w14:ligatures w14:val="none"/>
             </w:rPr>
           </w:pPr>
-          <w:hyperlink w:anchor="_Toc214528670" w:history="1">
+          <w:hyperlink w:anchor="_Toc215589962" w:history="1">
             <w:r>
               <w:rPr>
                 <w:rStyle w:val="Hipervnculo"/>
@@ -1091,7 +1091,7 @@
                 <w:noProof/>
                 <w:webHidden/>
               </w:rPr>
-              <w:instrText xml:space="preserve"> PAGEREF _Toc214528670 \h </w:instrText>
+              <w:instrText xml:space="preserve"> PAGEREF _Toc215589962 \h </w:instrText>
             </w:r>
             <w:r>
               <w:rPr>
@@ -1134,7 +1134,7 @@
               <w14:ligatures w14:val="none"/>
             </w:rPr>
           </w:pPr>
-          <w:hyperlink w:anchor="_Toc214528671" w:history="1">
+          <w:hyperlink w:anchor="_Toc215589963" w:history="1">
             <w:r>
               <w:rPr>
                 <w:rStyle w:val="Hipervnculo"/>
@@ -1179,7 +1179,7 @@
                 <w:noProof/>
                 <w:webHidden/>
               </w:rPr>
-              <w:instrText xml:space="preserve"> PAGEREF _Toc214528671 \h </w:instrText>
+              <w:instrText xml:space="preserve"> PAGEREF _Toc215589963 \h </w:instrText>
             </w:r>
             <w:r>
               <w:rPr>
@@ -1222,7 +1222,7 @@
               <w14:ligatures w14:val="none"/>
             </w:rPr>
           </w:pPr>
-          <w:hyperlink w:anchor="_Toc214528672" w:history="1">
+          <w:hyperlink w:anchor="_Toc215589964" w:history="1">
             <w:r>
               <w:rPr>
                 <w:rStyle w:val="Hipervnculo"/>
@@ -1267,7 +1267,7 @@
                 <w:noProof/>
                 <w:webHidden/>
               </w:rPr>
-              <w:instrText xml:space="preserve"> PAGEREF _Toc214528672 \h </w:instrText>
+              <w:instrText xml:space="preserve"> PAGEREF _Toc215589964 \h </w:instrText>
             </w:r>
             <w:r>
               <w:rPr>
@@ -1314,7 +1314,7 @@
               <w14:ligatures w14:val="none"/>
             </w:rPr>
           </w:pPr>
-          <w:hyperlink w:anchor="_Toc214528673" w:history="1">
+          <w:hyperlink w:anchor="_Toc215589965" w:history="1">
             <w:r>
               <w:rPr>
                 <w:rStyle w:val="Hipervnculo"/>
@@ -1359,7 +1359,7 @@
                 <w:noProof/>
                 <w:webHidden/>
               </w:rPr>
-              <w:instrText xml:space="preserve"> PAGEREF _Toc214528673 \h </w:instrText>
+              <w:instrText xml:space="preserve"> PAGEREF _Toc215589965 \h </w:instrText>
             </w:r>
             <w:r>
               <w:rPr>
@@ -1402,7 +1402,7 @@
               <w14:ligatures w14:val="none"/>
             </w:rPr>
           </w:pPr>
-          <w:hyperlink w:anchor="_Toc214528674" w:history="1">
+          <w:hyperlink w:anchor="_Toc215589966" w:history="1">
             <w:r>
               <w:rPr>
                 <w:rStyle w:val="Hipervnculo"/>
@@ -1447,7 +1447,7 @@
                 <w:noProof/>
                 <w:webHidden/>
               </w:rPr>
-              <w:instrText xml:space="preserve"> PAGEREF _Toc214528674 \h </w:instrText>
+              <w:instrText xml:space="preserve"> PAGEREF _Toc215589966 \h </w:instrText>
             </w:r>
             <w:r>
               <w:rPr>
@@ -1490,7 +1490,7 @@
               <w14:ligatures w14:val="none"/>
             </w:rPr>
           </w:pPr>
-          <w:hyperlink w:anchor="_Toc214528675" w:history="1">
+          <w:hyperlink w:anchor="_Toc215589967" w:history="1">
             <w:r>
               <w:rPr>
                 <w:rStyle w:val="Hipervnculo"/>
@@ -1535,7 +1535,7 @@
                 <w:noProof/>
                 <w:webHidden/>
               </w:rPr>
-              <w:instrText xml:space="preserve"> PAGEREF _Toc214528675 \h </w:instrText>
+              <w:instrText xml:space="preserve"> PAGEREF _Toc215589967 \h </w:instrText>
             </w:r>
             <w:r>
               <w:rPr>
@@ -1578,7 +1578,7 @@
               <w14:ligatures w14:val="none"/>
             </w:rPr>
           </w:pPr>
-          <w:hyperlink w:anchor="_Toc214528676" w:history="1">
+          <w:hyperlink w:anchor="_Toc215589968" w:history="1">
             <w:r>
               <w:rPr>
                 <w:rStyle w:val="Hipervnculo"/>
@@ -1623,7 +1623,7 @@
                 <w:noProof/>
                 <w:webHidden/>
               </w:rPr>
-              <w:instrText xml:space="preserve"> PAGEREF _Toc214528676 \h </w:instrText>
+              <w:instrText xml:space="preserve"> PAGEREF _Toc215589968 \h </w:instrText>
             </w:r>
             <w:r>
               <w:rPr>
@@ -1666,7 +1666,7 @@
               <w14:ligatures w14:val="none"/>
             </w:rPr>
           </w:pPr>
-          <w:hyperlink w:anchor="_Toc214528677" w:history="1">
+          <w:hyperlink w:anchor="_Toc215589969" w:history="1">
             <w:r>
               <w:rPr>
                 <w:rStyle w:val="Hipervnculo"/>
@@ -1711,7 +1711,7 @@
                 <w:noProof/>
                 <w:webHidden/>
               </w:rPr>
-              <w:instrText xml:space="preserve"> PAGEREF _Toc214528677 \h </w:instrText>
+              <w:instrText xml:space="preserve"> PAGEREF _Toc215589969 \h </w:instrText>
             </w:r>
             <w:r>
               <w:rPr>
@@ -1758,7 +1758,7 @@
               <w14:ligatures w14:val="none"/>
             </w:rPr>
           </w:pPr>
-          <w:hyperlink w:anchor="_Toc214528678" w:history="1">
+          <w:hyperlink w:anchor="_Toc215589970" w:history="1">
             <w:r>
               <w:rPr>
                 <w:rStyle w:val="Hipervnculo"/>
@@ -1803,7 +1803,7 @@
                 <w:noProof/>
                 <w:webHidden/>
               </w:rPr>
-              <w:instrText xml:space="preserve"> PAGEREF _Toc214528678 \h </w:instrText>
+              <w:instrText xml:space="preserve"> PAGEREF _Toc215589970 \h </w:instrText>
             </w:r>
             <w:r>
               <w:rPr>
@@ -1846,7 +1846,7 @@
               <w14:ligatures w14:val="none"/>
             </w:rPr>
           </w:pPr>
-          <w:hyperlink w:anchor="_Toc214528679" w:history="1">
+          <w:hyperlink w:anchor="_Toc215589971" w:history="1">
             <w:r>
               <w:rPr>
                 <w:rStyle w:val="Hipervnculo"/>
@@ -1891,7 +1891,7 @@
                 <w:noProof/>
                 <w:webHidden/>
               </w:rPr>
-              <w:instrText xml:space="preserve"> PAGEREF _Toc214528679 \h </w:instrText>
+              <w:instrText xml:space="preserve"> PAGEREF _Toc215589971 \h </w:instrText>
             </w:r>
             <w:r>
               <w:rPr>
@@ -1934,7 +1934,7 @@
               <w14:ligatures w14:val="none"/>
             </w:rPr>
           </w:pPr>
-          <w:hyperlink w:anchor="_Toc214528680" w:history="1">
+          <w:hyperlink w:anchor="_Toc215589972" w:history="1">
             <w:r>
               <w:rPr>
                 <w:rStyle w:val="Hipervnculo"/>
@@ -1979,7 +1979,7 @@
                 <w:noProof/>
                 <w:webHidden/>
               </w:rPr>
-              <w:instrText xml:space="preserve"> PAGEREF _Toc214528680 \h </w:instrText>
+              <w:instrText xml:space="preserve"> PAGEREF _Toc215589972 \h </w:instrText>
             </w:r>
             <w:r>
               <w:rPr>
@@ -2022,7 +2022,7 @@
               <w14:ligatures w14:val="none"/>
             </w:rPr>
           </w:pPr>
-          <w:hyperlink w:anchor="_Toc214528681" w:history="1">
+          <w:hyperlink w:anchor="_Toc215589973" w:history="1">
             <w:r>
               <w:rPr>
                 <w:rStyle w:val="Hipervnculo"/>
@@ -2067,7 +2067,7 @@
                 <w:noProof/>
                 <w:webHidden/>
               </w:rPr>
-              <w:instrText xml:space="preserve"> PAGEREF _Toc214528681 \h </w:instrText>
+              <w:instrText xml:space="preserve"> PAGEREF _Toc215589973 \h </w:instrText>
             </w:r>
             <w:r>
               <w:rPr>
@@ -2113,7 +2113,7 @@
               <w14:ligatures w14:val="none"/>
             </w:rPr>
           </w:pPr>
-          <w:hyperlink w:anchor="_Toc214528682" w:history="1">
+          <w:hyperlink w:anchor="_Toc215589974" w:history="1">
             <w:r>
               <w:rPr>
                 <w:rStyle w:val="Hipervnculo"/>
@@ -2140,7 +2140,7 @@
                 <w:noProof/>
                 <w:webHidden/>
               </w:rPr>
-              <w:instrText xml:space="preserve"> PAGEREF _Toc214528682 \h </w:instrText>
+              <w:instrText xml:space="preserve"> PAGEREF _Toc215589974 \h </w:instrText>
             </w:r>
             <w:r>
               <w:rPr>
@@ -2186,7 +2186,7 @@
               <w14:ligatures w14:val="none"/>
             </w:rPr>
           </w:pPr>
-          <w:hyperlink w:anchor="_Toc214528683" w:history="1">
+          <w:hyperlink w:anchor="_Toc215589975" w:history="1">
             <w:r>
               <w:rPr>
                 <w:rStyle w:val="Hipervnculo"/>
@@ -2213,7 +2213,7 @@
                 <w:noProof/>
                 <w:webHidden/>
               </w:rPr>
-              <w:instrText xml:space="preserve"> PAGEREF _Toc214528683 \h </w:instrText>
+              <w:instrText xml:space="preserve"> PAGEREF _Toc215589975 \h </w:instrText>
             </w:r>
             <w:r>
               <w:rPr>
@@ -2259,7 +2259,7 @@
               <w14:ligatures w14:val="none"/>
             </w:rPr>
           </w:pPr>
-          <w:hyperlink w:anchor="_Toc214528684" w:history="1">
+          <w:hyperlink w:anchor="_Toc215589976" w:history="1">
             <w:r>
               <w:rPr>
                 <w:rStyle w:val="Hipervnculo"/>
@@ -2286,7 +2286,7 @@
                 <w:noProof/>
                 <w:webHidden/>
               </w:rPr>
-              <w:instrText xml:space="preserve"> PAGEREF _Toc214528684 \h </w:instrText>
+              <w:instrText xml:space="preserve"> PAGEREF _Toc215589976 \h </w:instrText>
             </w:r>
             <w:r>
               <w:rPr>
@@ -2332,7 +2332,7 @@
               <w14:ligatures w14:val="none"/>
             </w:rPr>
           </w:pPr>
-          <w:hyperlink w:anchor="_Toc214528685" w:history="1">
+          <w:hyperlink w:anchor="_Toc215589977" w:history="1">
             <w:r>
               <w:rPr>
                 <w:rStyle w:val="Hipervnculo"/>
@@ -2359,7 +2359,7 @@
                 <w:noProof/>
                 <w:webHidden/>
               </w:rPr>
-              <w:instrText xml:space="preserve"> PAGEREF _Toc214528685 \h </w:instrText>
+              <w:instrText xml:space="preserve"> PAGEREF _Toc215589977 \h </w:instrText>
             </w:r>
             <w:r>
               <w:rPr>
@@ -2405,7 +2405,7 @@
               <w14:ligatures w14:val="none"/>
             </w:rPr>
           </w:pPr>
-          <w:hyperlink w:anchor="_Toc214528686" w:history="1">
+          <w:hyperlink w:anchor="_Toc215589978" w:history="1">
             <w:r>
               <w:rPr>
                 <w:rStyle w:val="Hipervnculo"/>
@@ -2432,7 +2432,7 @@
                 <w:noProof/>
                 <w:webHidden/>
               </w:rPr>
-              <w:instrText xml:space="preserve"> PAGEREF _Toc214528686 \h </w:instrText>
+              <w:instrText xml:space="preserve"> PAGEREF _Toc215589978 \h </w:instrText>
             </w:r>
             <w:r>
               <w:rPr>
@@ -2497,7 +2497,7 @@
       <w:pPr>
         <w:pStyle w:val="Titulosgenerales"/>
       </w:pPr>
-      <w:bookmarkStart w:id="0" w:name="_Toc214528664"/>
+      <w:bookmarkStart w:id="0" w:name="_Toc215589956"/>
       <w:r>
         <w:lastRenderedPageBreak/>
         <w:t>Introducción</w:t>
@@ -2506,7 +2506,7 @@
     </w:p>
     <w:p>
       <w:r>
-        <w:t xml:space="preserve">El componente formativo “Servicios BPO” ofrece al aprendiz herramientas técnicas y prácticas para abordar el monitoreo del desempeño en los procesos de externalización de servicios empresariales. </w:t>
+        <w:t xml:space="preserve">El componente formativo Servicios BPO ofrece al aprendiz herramientas técnicas y prácticas para abordar el monitoreo del desempeño en los procesos de externalización de servicios empresariales. </w:t>
       </w:r>
     </w:p>
     <w:p>
@@ -2806,7 +2806,7 @@
       <w:pPr>
         <w:pStyle w:val="Ttulo1"/>
       </w:pPr>
-      <w:bookmarkStart w:id="1" w:name="_Toc214528665"/>
+      <w:bookmarkStart w:id="1" w:name="_Toc215589957"/>
       <w:r>
         <w:lastRenderedPageBreak/>
         <w:t>Modelos de negocio</w:t>
@@ -2884,7 +2884,7 @@
       <w:pPr>
         <w:pStyle w:val="Ttulo2"/>
       </w:pPr>
-      <w:bookmarkStart w:id="2" w:name="_Toc214528666"/>
+      <w:bookmarkStart w:id="2" w:name="_Toc215589958"/>
       <w:r>
         <w:t>Concepto</w:t>
       </w:r>
@@ -2940,7 +2940,7 @@
       <w:pPr>
         <w:pStyle w:val="Ttulo2"/>
       </w:pPr>
-      <w:bookmarkStart w:id="3" w:name="_Toc214528667"/>
+      <w:bookmarkStart w:id="3" w:name="_Toc215589959"/>
       <w:r>
         <w:t>Tipos</w:t>
       </w:r>
@@ -3081,7 +3081,7 @@
       <w:pPr>
         <w:pStyle w:val="Ttulo2"/>
       </w:pPr>
-      <w:bookmarkStart w:id="4" w:name="_Toc214528668"/>
+      <w:bookmarkStart w:id="4" w:name="_Toc215589960"/>
       <w:r>
         <w:t>Segmentos de mercado</w:t>
       </w:r>
@@ -3110,40 +3110,13 @@
         <w:rPr>
           <w:lang w:val="es-419" w:eastAsia="es-CO"/>
         </w:rPr>
-        <w:t xml:space="preserve"> y tecnología, cada segmento tiene necesidades específicas que definen el tipo de servicio, los indicadores de gestión y los protocolos operativos. Según ESIC </w:t>
+        <w:t xml:space="preserve"> y tecnología, cada segmento tiene necesidades específicas que definen el tipo de servicio, los indicadores de gestión y los protocolos operativos. Según </w:t>
       </w:r>
       <w:r>
         <w:rPr>
           <w:rStyle w:val="Extranjerismo"/>
-          <w:lang w:val="es-419" w:eastAsia="es-CO"/>
-        </w:rPr>
-        <w:t>Business</w:t>
-      </w:r>
-      <w:r>
-        <w:rPr>
-          <w:lang w:val="es-419" w:eastAsia="es-CO"/>
-        </w:rPr>
-        <w:t xml:space="preserve"> &amp; </w:t>
-      </w:r>
-      <w:r>
-        <w:rPr>
-          <w:rStyle w:val="Extranjerismo"/>
-          <w:lang w:val="es-419" w:eastAsia="es-CO"/>
-        </w:rPr>
-        <w:t>Marketing</w:t>
-      </w:r>
-      <w:r>
-        <w:rPr>
-          <w:lang w:val="es-419" w:eastAsia="es-CO"/>
-        </w:rPr>
-        <w:t xml:space="preserve"> </w:t>
-      </w:r>
-      <w:r>
-        <w:rPr>
-          <w:rStyle w:val="Extranjerismo"/>
-          <w:lang w:val="es-419" w:eastAsia="es-CO"/>
-        </w:rPr>
-        <w:t>School</w:t>
+        </w:rPr>
+        <w:t>ESIC Business &amp; Marketing School</w:t>
       </w:r>
       <w:r>
         <w:rPr>
@@ -3514,7 +3487,7 @@
       <w:pPr>
         <w:pStyle w:val="Ttulo1"/>
       </w:pPr>
-      <w:bookmarkStart w:id="5" w:name="_Toc214528669"/>
+      <w:bookmarkStart w:id="5" w:name="_Toc215589961"/>
       <w:r>
         <w:lastRenderedPageBreak/>
         <w:t>Niveles de servicio</w:t>
@@ -3563,7 +3536,7 @@
       <w:pPr>
         <w:pStyle w:val="Ttulo2"/>
       </w:pPr>
-      <w:bookmarkStart w:id="6" w:name="_Toc214528670"/>
+      <w:bookmarkStart w:id="6" w:name="_Toc215589962"/>
       <w:r>
         <w:t>Concepto</w:t>
       </w:r>
@@ -3602,7 +3575,7 @@
       <w:pPr>
         <w:pStyle w:val="Ttulo2"/>
       </w:pPr>
-      <w:bookmarkStart w:id="7" w:name="_Toc214528671"/>
+      <w:bookmarkStart w:id="7" w:name="_Toc215589963"/>
       <w:r>
         <w:t>Estructura</w:t>
       </w:r>
@@ -3907,7 +3880,7 @@
       <w:pPr>
         <w:pStyle w:val="Ttulo2"/>
       </w:pPr>
-      <w:bookmarkStart w:id="8" w:name="_Toc214528672"/>
+      <w:bookmarkStart w:id="8" w:name="_Toc215589964"/>
       <w:r>
         <w:lastRenderedPageBreak/>
         <w:t>Indicadores</w:t>
@@ -4061,7 +4034,7 @@
       <w:pPr>
         <w:pStyle w:val="Ttulo1"/>
       </w:pPr>
-      <w:bookmarkStart w:id="9" w:name="_Toc214528673"/>
+      <w:bookmarkStart w:id="9" w:name="_Toc215589965"/>
       <w:r>
         <w:lastRenderedPageBreak/>
         <w:t>Indicadores de gestión</w:t>
@@ -4091,7 +4064,7 @@
       <w:pPr>
         <w:pStyle w:val="Ttulo2"/>
       </w:pPr>
-      <w:bookmarkStart w:id="10" w:name="_Toc214528674"/>
+      <w:bookmarkStart w:id="10" w:name="_Toc215589966"/>
       <w:r>
         <w:t>Concepto</w:t>
       </w:r>
@@ -4137,7 +4110,7 @@
       <w:pPr>
         <w:pStyle w:val="Ttulo2"/>
       </w:pPr>
-      <w:bookmarkStart w:id="11" w:name="_Toc214528675"/>
+      <w:bookmarkStart w:id="11" w:name="_Toc215589967"/>
       <w:r>
         <w:t>Tipos</w:t>
       </w:r>
@@ -4287,7 +4260,7 @@
       <w:pPr>
         <w:pStyle w:val="Ttulo2"/>
       </w:pPr>
-      <w:bookmarkStart w:id="12" w:name="_Toc214528676"/>
+      <w:bookmarkStart w:id="12" w:name="_Toc215589968"/>
       <w:r>
         <w:t>Fuentes de datos</w:t>
       </w:r>
@@ -4467,7 +4440,7 @@
       <w:pPr>
         <w:pStyle w:val="Ttulo2"/>
       </w:pPr>
-      <w:bookmarkStart w:id="13" w:name="_Toc214528677"/>
+      <w:bookmarkStart w:id="13" w:name="_Toc215589969"/>
       <w:r>
         <w:t>Herramientas de monitoreo</w:t>
       </w:r>
@@ -4648,7 +4621,7 @@
       <w:pPr>
         <w:pStyle w:val="Ttulo1"/>
       </w:pPr>
-      <w:bookmarkStart w:id="14" w:name="_Toc214528678"/>
+      <w:bookmarkStart w:id="14" w:name="_Toc215589970"/>
       <w:r>
         <w:lastRenderedPageBreak/>
         <w:t>Procedimientos de evaluación</w:t>
@@ -4675,7 +4648,7 @@
       <w:pPr>
         <w:pStyle w:val="Ttulo2"/>
       </w:pPr>
-      <w:bookmarkStart w:id="15" w:name="_Toc214528679"/>
+      <w:bookmarkStart w:id="15" w:name="_Toc215589971"/>
       <w:r>
         <w:t>Pasos</w:t>
       </w:r>
@@ -4719,6 +4692,7 @@
       </w:r>
       <w:r>
         <w:rPr>
+          <w:noProof/>
           <w:lang w:val="es-419" w:eastAsia="es-CO"/>
         </w:rPr>
         <w:drawing>
@@ -4904,7 +4878,7 @@
       <w:pPr>
         <w:pStyle w:val="Ttulo2"/>
       </w:pPr>
-      <w:bookmarkStart w:id="16" w:name="_Toc214528680"/>
+      <w:bookmarkStart w:id="16" w:name="_Toc215589972"/>
       <w:r>
         <w:t>Protocolos</w:t>
       </w:r>
@@ -5569,7 +5543,7 @@
       <w:pPr>
         <w:pStyle w:val="Ttulo2"/>
       </w:pPr>
-      <w:bookmarkStart w:id="17" w:name="_Toc214528681"/>
+      <w:bookmarkStart w:id="17" w:name="_Toc215589973"/>
       <w:r>
         <w:t>Documentación</w:t>
       </w:r>
@@ -5816,7 +5790,7 @@
       <w:pPr>
         <w:pStyle w:val="Titulosgenerales"/>
       </w:pPr>
-      <w:bookmarkStart w:id="18" w:name="_Toc214528682"/>
+      <w:bookmarkStart w:id="18" w:name="_Toc215589974"/>
       <w:r>
         <w:lastRenderedPageBreak/>
         <w:t>S</w:t>
@@ -5951,7 +5925,7 @@
       <w:pPr>
         <w:pStyle w:val="Titulosgenerales"/>
       </w:pPr>
-      <w:bookmarkStart w:id="19" w:name="_Toc214528683"/>
+      <w:bookmarkStart w:id="19" w:name="_Toc215589975"/>
       <w:r>
         <w:lastRenderedPageBreak/>
         <w:t>Glosario</w:t>
@@ -6400,7 +6374,7 @@
       <w:pPr>
         <w:pStyle w:val="Titulosgenerales"/>
       </w:pPr>
-      <w:bookmarkStart w:id="20" w:name="_Toc214528684"/>
+      <w:bookmarkStart w:id="20" w:name="_Toc215589976"/>
       <w:r>
         <w:lastRenderedPageBreak/>
         <w:t>Material complementario</w:t>
@@ -6558,25 +6532,7 @@
                 <w:sz w:val="28"/>
                 <w:szCs w:val="28"/>
               </w:rPr>
-              <w:t>Da Silva, D. (</w:t>
-            </w:r>
-            <w:proofErr w:type="spellStart"/>
-            <w:r>
-              <w:rPr>
-                <w:rStyle w:val="Extranjerismo"/>
-                <w:sz w:val="28"/>
-                <w:szCs w:val="28"/>
-              </w:rPr>
-              <w:t>s.f.</w:t>
-            </w:r>
-            <w:proofErr w:type="spellEnd"/>
-            <w:r>
-              <w:rPr>
-                <w:rStyle w:val="Extranjerismo"/>
-                <w:sz w:val="28"/>
-                <w:szCs w:val="28"/>
-              </w:rPr>
-              <w:t>). 6 métodos simples para la evaluación del servicio al cliente. Zendesk.</w:t>
+              <w:t>Da Silva, D. (s.f.). 6 métodos simples para la evaluación del servicio al cliente. Zendesk.</w:t>
             </w:r>
           </w:p>
         </w:tc>
@@ -6718,15 +6674,28 @@
                 <w:szCs w:val="28"/>
               </w:rPr>
             </w:pPr>
-            <w:r>
+            <w:hyperlink r:id="rId20" w:history="1">
+              <w:r>
+                <w:rPr>
+                  <w:rStyle w:val="Hipervnculo"/>
+                  <w:rFonts w:asciiTheme="minorHAnsi" w:hAnsiTheme="minorHAnsi" w:cstheme="minorHAnsi"/>
+                  <w:sz w:val="28"/>
+                  <w:szCs w:val="28"/>
+                </w:rPr>
+                <w:t>https://www.esic.edu/rethink/marketing-y-comunicacion/bpo-que-es-como-funciona-y-ejemplos-c</w:t>
+              </w:r>
+            </w:hyperlink>
+          </w:p>
+          <w:p>
+            <w:pPr>
+              <w:pStyle w:val="TextoTablas"/>
               <w:rPr>
                 <w:rStyle w:val="Hipervnculo"/>
                 <w:rFonts w:asciiTheme="minorHAnsi" w:hAnsiTheme="minorHAnsi" w:cstheme="minorHAnsi"/>
                 <w:sz w:val="28"/>
                 <w:szCs w:val="28"/>
               </w:rPr>
-              <w:t>https://www.esic.edu/rethink/marketing-y-comunicacion/bpo-que-es-como-funciona-y-ejemplos-c</w:t>
-            </w:r>
+            </w:pPr>
           </w:p>
         </w:tc>
       </w:tr>
@@ -6735,7 +6704,7 @@
       <w:pPr>
         <w:pStyle w:val="Titulosgenerales"/>
       </w:pPr>
-      <w:bookmarkStart w:id="21" w:name="_Toc214528685"/>
+      <w:bookmarkStart w:id="21" w:name="_Toc215589977"/>
       <w:r>
         <w:lastRenderedPageBreak/>
         <w:t>Referencias bibliográficas</w:t>
@@ -6804,7 +6773,7 @@
           <w:szCs w:val="28"/>
         </w:rPr>
       </w:pPr>
-      <w:hyperlink r:id="rId20" w:history="1">
+      <w:hyperlink r:id="rId21" w:history="1">
         <w:r>
           <w:rPr>
             <w:rStyle w:val="Hipervnculo"/>
@@ -6856,7 +6825,7 @@
           <w:szCs w:val="28"/>
         </w:rPr>
       </w:pPr>
-      <w:hyperlink r:id="rId21" w:history="1">
+      <w:hyperlink r:id="rId22" w:history="1">
         <w:r>
           <w:rPr>
             <w:rStyle w:val="Hipervnculo"/>
@@ -6897,7 +6866,7 @@
         </w:rPr>
         <w:t xml:space="preserve">Montoya, C. A. (2009). Evaluación del desempeño como herramienta para el análisis del capital humano. Revista Científica Visión de Futuro, 11(1), Universidad Nacional de Misiones. </w:t>
       </w:r>
-      <w:hyperlink r:id="rId22" w:history="1">
+      <w:hyperlink r:id="rId23" w:history="1">
         <w:r>
           <w:rPr>
             <w:rStyle w:val="Hipervnculo"/>
@@ -6949,7 +6918,7 @@
           <w:szCs w:val="28"/>
         </w:rPr>
       </w:pPr>
-      <w:hyperlink r:id="rId23" w:history="1">
+      <w:hyperlink r:id="rId24" w:history="1">
         <w:r>
           <w:rPr>
             <w:rStyle w:val="Hipervnculo"/>
@@ -7042,7 +7011,7 @@
       <w:pPr>
         <w:pStyle w:val="Titulosgenerales"/>
       </w:pPr>
-      <w:bookmarkStart w:id="22" w:name="_Toc214528686"/>
+      <w:bookmarkStart w:id="22" w:name="_Toc215589978"/>
       <w:r>
         <w:lastRenderedPageBreak/>
         <w:t>C</w:t>
@@ -7533,14 +7502,7 @@
                 <w:rFonts w:cs="Calibri"/>
                 <w:szCs w:val="24"/>
               </w:rPr>
-              <w:t xml:space="preserve">r </w:t>
-            </w:r>
-            <w:r>
-              <w:rPr>
-                <w:rStyle w:val="Extranjerismo"/>
-                <w:szCs w:val="24"/>
-              </w:rPr>
-              <w:t>web</w:t>
+              <w:t>r web</w:t>
             </w:r>
             <w:r>
               <w:rPr>
@@ -8029,8 +7991,8 @@
       </w:pPr>
     </w:p>
     <w:sectPr>
-      <w:headerReference w:type="default" r:id="rId24"/>
-      <w:footerReference w:type="default" r:id="rId25"/>
+      <w:headerReference w:type="default" r:id="rId25"/>
+      <w:footerReference w:type="default" r:id="rId26"/>
       <w:pgSz w:w="12240" w:h="15840"/>
       <w:pgMar w:top="1701" w:right="1134" w:bottom="1134" w:left="1134" w:header="709" w:footer="737" w:gutter="0"/>
       <w:pgNumType w:start="1"/>
@@ -13624,6 +13586,15 @@
 </file>
 
 <file path=customXml/item1.xml><?xml version="1.0" encoding="utf-8"?>
+<?mso-contentType ?>
+<FormTemplates xmlns="http://schemas.microsoft.com/sharepoint/v3/contenttype/forms">
+  <Display>DocumentLibraryForm</Display>
+  <Edit>DocumentLibraryForm</Edit>
+  <New>DocumentLibraryForm</New>
+</FormTemplates>
+</file>
+
+<file path=customXml/item2.xml><?xml version="1.0" encoding="utf-8"?>
 <p:properties xmlns:p="http://schemas.microsoft.com/office/2006/metadata/properties" xmlns:xsi="http://www.w3.org/2001/XMLSchema-instance" xmlns:pc="http://schemas.microsoft.com/office/infopath/2007/PartnerControls">
   <documentManagement>
     <TaxCatchAll xmlns="adccf511-daff-4bcb-9072-914cedbf4c7e" xsi:nil="true"/>
@@ -13634,11 +13605,11 @@
 </p:properties>
 </file>
 
-<file path=customXml/item2.xml><?xml version="1.0" encoding="utf-8"?>
+<file path=customXml/item3.xml><?xml version="1.0" encoding="utf-8"?>
 <b:Sources xmlns:b="http://schemas.openxmlformats.org/officeDocument/2006/bibliography" xmlns="http://schemas.openxmlformats.org/officeDocument/2006/bibliography" SelectedStyle="\APASixthEditionOfficeOnline.xsl" StyleName="APA" Version="6"/>
 </file>
 
-<file path=customXml/item3.xml><?xml version="1.0" encoding="utf-8"?>
+<file path=customXml/item4.xml><?xml version="1.0" encoding="utf-8"?>
 <ct:contentTypeSchema xmlns:ct="http://schemas.microsoft.com/office/2006/metadata/contentType" xmlns:ma="http://schemas.microsoft.com/office/2006/metadata/properties/metaAttributes" ct:_="" ma:_="" ma:contentTypeName="Documento" ma:contentTypeID="0x010100FC2B1768DD5A774EB396CCAB0DE361C1" ma:contentTypeVersion="12" ma:contentTypeDescription="Crear nuevo documento." ma:contentTypeScope="" ma:versionID="d4a546b22d2924edabf51241cf3422b8">
   <xsd:schema xmlns:xsd="http://www.w3.org/2001/XMLSchema" xmlns:xs="http://www.w3.org/2001/XMLSchema" xmlns:p="http://schemas.microsoft.com/office/2006/metadata/properties" xmlns:ns2="a70d3c18-0869-45a1-9f75-4b4b8f0f32be" xmlns:ns3="adccf511-daff-4bcb-9072-914cedbf4c7e" targetNamespace="http://schemas.microsoft.com/office/2006/metadata/properties" ma:root="true" ma:fieldsID="e29002b2d9ca820e89c57fc59ec70c79" ns2:_="" ns3:_="">
     <xsd:import namespace="a70d3c18-0869-45a1-9f75-4b4b8f0f32be"/>
@@ -13839,16 +13810,15 @@
 </ct:contentTypeSchema>
 </file>
 
-<file path=customXml/item4.xml><?xml version="1.0" encoding="utf-8"?>
-<?mso-contentType ?>
-<FormTemplates xmlns="http://schemas.microsoft.com/sharepoint/v3/contenttype/forms">
-  <Display>DocumentLibraryForm</Display>
-  <Edit>DocumentLibraryForm</Edit>
-  <New>DocumentLibraryForm</New>
-</FormTemplates>
+<file path=customXml/itemProps1.xml><?xml version="1.0" encoding="utf-8"?>
+<ds:datastoreItem xmlns:ds="http://schemas.openxmlformats.org/officeDocument/2006/customXml" ds:itemID="{81CBDEC1-3B00-44ED-AD36-0268077980BA}">
+  <ds:schemaRefs>
+    <ds:schemaRef ds:uri="http://schemas.microsoft.com/sharepoint/v3/contenttype/forms"/>
+  </ds:schemaRefs>
+</ds:datastoreItem>
 </file>
 
-<file path=customXml/itemProps1.xml><?xml version="1.0" encoding="utf-8"?>
+<file path=customXml/itemProps2.xml><?xml version="1.0" encoding="utf-8"?>
 <ds:datastoreItem xmlns:ds="http://schemas.openxmlformats.org/officeDocument/2006/customXml" ds:itemID="{1145D752-ACC1-45E1-AB53-0C756F67FC7F}">
   <ds:schemaRefs>
     <ds:schemaRef ds:uri="http://schemas.microsoft.com/office/2006/metadata/properties"/>
@@ -13859,7 +13829,7 @@
 </ds:datastoreItem>
 </file>
 
-<file path=customXml/itemProps2.xml><?xml version="1.0" encoding="utf-8"?>
+<file path=customXml/itemProps3.xml><?xml version="1.0" encoding="utf-8"?>
 <ds:datastoreItem xmlns:ds="http://schemas.openxmlformats.org/officeDocument/2006/customXml" ds:itemID="{E8AB44A3-7C62-4BD2-82ED-8ABC209970FA}">
   <ds:schemaRefs>
     <ds:schemaRef ds:uri="http://schemas.openxmlformats.org/officeDocument/2006/bibliography"/>
@@ -13867,7 +13837,7 @@
 </ds:datastoreItem>
 </file>
 
-<file path=customXml/itemProps3.xml><?xml version="1.0" encoding="utf-8"?>
+<file path=customXml/itemProps4.xml><?xml version="1.0" encoding="utf-8"?>
 <ds:datastoreItem xmlns:ds="http://schemas.openxmlformats.org/officeDocument/2006/customXml" ds:itemID="{996434B9-CC1E-4468-A086-AA07C2AF1350}">
   <ds:schemaRefs>
     <ds:schemaRef ds:uri="http://schemas.microsoft.com/office/2006/metadata/contentType"/>
@@ -13884,12 +13854,4 @@
     <ds:schemaRef ds:uri="http://schemas.microsoft.com/internal/obd"/>
   </ds:schemaRefs>
 </ds:datastoreItem>
-</file>
-
-<file path=customXml/itemProps4.xml><?xml version="1.0" encoding="utf-8"?>
-<ds:datastoreItem xmlns:ds="http://schemas.openxmlformats.org/officeDocument/2006/customXml" ds:itemID="{81CBDEC1-3B00-44ED-AD36-0268077980BA}">
-  <ds:schemaRefs>
-    <ds:schemaRef ds:uri="http://schemas.microsoft.com/sharepoint/v3/contenttype/forms"/>
-  </ds:schemaRefs>
-</ds:datastoreItem>
 </file>
--- a/fuentes/CFA1_13530528_DU.docx
+++ b/fuentes/CFA1_13530528_DU.docx
@@ -13610,8 +13610,8 @@
 </file>
 
 <file path=customXml/item4.xml><?xml version="1.0" encoding="utf-8"?>
-<ct:contentTypeSchema xmlns:ct="http://schemas.microsoft.com/office/2006/metadata/contentType" xmlns:ma="http://schemas.microsoft.com/office/2006/metadata/properties/metaAttributes" ct:_="" ma:_="" ma:contentTypeName="Documento" ma:contentTypeID="0x010100FC2B1768DD5A774EB396CCAB0DE361C1" ma:contentTypeVersion="12" ma:contentTypeDescription="Crear nuevo documento." ma:contentTypeScope="" ma:versionID="d4a546b22d2924edabf51241cf3422b8">
-  <xsd:schema xmlns:xsd="http://www.w3.org/2001/XMLSchema" xmlns:xs="http://www.w3.org/2001/XMLSchema" xmlns:p="http://schemas.microsoft.com/office/2006/metadata/properties" xmlns:ns2="a70d3c18-0869-45a1-9f75-4b4b8f0f32be" xmlns:ns3="adccf511-daff-4bcb-9072-914cedbf4c7e" targetNamespace="http://schemas.microsoft.com/office/2006/metadata/properties" ma:root="true" ma:fieldsID="e29002b2d9ca820e89c57fc59ec70c79" ns2:_="" ns3:_="">
+<ct:contentTypeSchema xmlns:ct="http://schemas.microsoft.com/office/2006/metadata/contentType" xmlns:ma="http://schemas.microsoft.com/office/2006/metadata/properties/metaAttributes" ct:_="" ma:_="" ma:contentTypeName="Documento" ma:contentTypeID="0x010100FC2B1768DD5A774EB396CCAB0DE361C1" ma:contentTypeVersion="12" ma:contentTypeDescription="Crear nuevo documento." ma:contentTypeScope="" ma:versionID="cb0e967054766e77e9abf3380aaec2f9">
+  <xsd:schema xmlns:xsd="http://www.w3.org/2001/XMLSchema" xmlns:xs="http://www.w3.org/2001/XMLSchema" xmlns:p="http://schemas.microsoft.com/office/2006/metadata/properties" xmlns:ns2="a70d3c18-0869-45a1-9f75-4b4b8f0f32be" xmlns:ns3="adccf511-daff-4bcb-9072-914cedbf4c7e" targetNamespace="http://schemas.microsoft.com/office/2006/metadata/properties" ma:root="true" ma:fieldsID="e7d77fbbcf22647d83eeb28c82daf0af" ns2:_="" ns3:_="">
     <xsd:import namespace="a70d3c18-0869-45a1-9f75-4b4b8f0f32be"/>
     <xsd:import namespace="adccf511-daff-4bcb-9072-914cedbf4c7e"/>
     <xsd:element name="properties">
@@ -13838,20 +13838,5 @@
 </file>
 
 <file path=customXml/itemProps4.xml><?xml version="1.0" encoding="utf-8"?>
-<ds:datastoreItem xmlns:ds="http://schemas.openxmlformats.org/officeDocument/2006/customXml" ds:itemID="{996434B9-CC1E-4468-A086-AA07C2AF1350}">
-  <ds:schemaRefs>
-    <ds:schemaRef ds:uri="http://schemas.microsoft.com/office/2006/metadata/contentType"/>
-    <ds:schemaRef ds:uri="http://schemas.microsoft.com/office/2006/metadata/properties/metaAttributes"/>
-    <ds:schemaRef ds:uri="http://www.w3.org/2001/XMLSchema"/>
-    <ds:schemaRef ds:uri="http://schemas.microsoft.com/office/2006/metadata/properties"/>
-    <ds:schemaRef ds:uri="a70d3c18-0869-45a1-9f75-4b4b8f0f32be"/>
-    <ds:schemaRef ds:uri="adccf511-daff-4bcb-9072-914cedbf4c7e"/>
-    <ds:schemaRef ds:uri="http://schemas.microsoft.com/office/2006/documentManagement/types"/>
-    <ds:schemaRef ds:uri="http://schemas.microsoft.com/office/infopath/2007/PartnerControls"/>
-    <ds:schemaRef ds:uri="http://schemas.openxmlformats.org/package/2006/metadata/core-properties"/>
-    <ds:schemaRef ds:uri="http://purl.org/dc/elements/1.1/"/>
-    <ds:schemaRef ds:uri="http://purl.org/dc/terms/"/>
-    <ds:schemaRef ds:uri="http://schemas.microsoft.com/internal/obd"/>
-  </ds:schemaRefs>
-</ds:datastoreItem>
+<ds:datastoreItem xmlns:ds="http://schemas.openxmlformats.org/officeDocument/2006/customXml" ds:itemID="{FC0931CD-E819-49B6-A46D-1006EB2840AD}"/>
 </file>